--- a/scripts/fastcycle/tests/fixtures/transcript_ingest/README.docx
+++ b/scripts/fastcycle/tests/fixtures/transcript_ingest/README.docx
@@ -1715,6 +1715,347 @@
             </w:r>
             <w:r>
               <w:t xml:space="preserve">)</w:t>
+            </w:r>
+          </w:p>
+        </w:tc>
+      </w:tr>
+      <w:tr>
+        <w:tc>
+          <w:tcPr/>
+          <w:p>
+            <w:pPr>
+              <w:pStyle w:val="Compact"/>
+            </w:pPr>
+            <w:r>
+              <w:rPr>
+                <w:rStyle w:val="VerbatimChar"/>
+              </w:rPr>
+              <w:t xml:space="preserve">foreground_attribution/parent_session.jsonl</w:t>
+            </w:r>
+            <w:r>
+              <w:t xml:space="preserve"> </w:t>
+            </w:r>
+            <w:r>
+              <w:t xml:space="preserve">+</w:t>
+            </w:r>
+            <w:r>
+              <w:t xml:space="preserve"> </w:t>
+            </w:r>
+            <w:r>
+              <w:rPr>
+                <w:rStyle w:val="VerbatimChar"/>
+              </w:rPr>
+              <w:t xml:space="preserve">foreground_attribution/parent_session/subagents/agent-fixturefg01.{jsonl,meta.json}</w:t>
+            </w:r>
+          </w:p>
+        </w:tc>
+        <w:tc>
+          <w:tcPr/>
+          <w:p>
+            <w:pPr>
+              <w:pStyle w:val="Compact"/>
+            </w:pPr>
+            <w:r>
+              <w:t xml:space="preserve">a FOREGROUND dispatch (round 8, F1): the parent's</w:t>
+            </w:r>
+            <w:r>
+              <w:t xml:space="preserve"> </w:t>
+            </w:r>
+            <w:r>
+              <w:rPr>
+                <w:rStyle w:val="VerbatimChar"/>
+              </w:rPr>
+              <w:t xml:space="preserve">toolUseResult</w:t>
+            </w:r>
+            <w:r>
+              <w:t xml:space="preserve"> </w:t>
+            </w:r>
+            <w:r>
+              <w:t xml:space="preserve">has the real foreground keys (</w:t>
+            </w:r>
+            <w:r>
+              <w:rPr>
+                <w:rStyle w:val="VerbatimChar"/>
+              </w:rPr>
+              <w:t xml:space="preserve">agentId</w:t>
+            </w:r>
+            <w:r>
+              <w:t xml:space="preserve">,</w:t>
+            </w:r>
+            <w:r>
+              <w:t xml:space="preserve"> </w:t>
+            </w:r>
+            <w:r>
+              <w:rPr>
+                <w:rStyle w:val="VerbatimChar"/>
+              </w:rPr>
+              <w:t xml:space="preserve">agentType</w:t>
+            </w:r>
+            <w:r>
+              <w:t xml:space="preserve">,</w:t>
+            </w:r>
+            <w:r>
+              <w:t xml:space="preserve"> </w:t>
+            </w:r>
+            <w:r>
+              <w:rPr>
+                <w:rStyle w:val="VerbatimChar"/>
+              </w:rPr>
+              <w:t xml:space="preserve">content</w:t>
+            </w:r>
+            <w:r>
+              <w:t xml:space="preserve">,</w:t>
+            </w:r>
+            <w:r>
+              <w:t xml:space="preserve"> </w:t>
+            </w:r>
+            <w:r>
+              <w:rPr>
+                <w:rStyle w:val="VerbatimChar"/>
+              </w:rPr>
+              <w:t xml:space="preserve">prompt</w:t>
+            </w:r>
+            <w:r>
+              <w:t xml:space="preserve">,</w:t>
+            </w:r>
+            <w:r>
+              <w:t xml:space="preserve"> </w:t>
+            </w:r>
+            <w:r>
+              <w:rPr>
+                <w:rStyle w:val="VerbatimChar"/>
+              </w:rPr>
+              <w:t xml:space="preserve">resolvedModel</w:t>
+            </w:r>
+            <w:r>
+              <w:t xml:space="preserve">,</w:t>
+            </w:r>
+            <w:r>
+              <w:t xml:space="preserve"> </w:t>
+            </w:r>
+            <w:r>
+              <w:rPr>
+                <w:rStyle w:val="VerbatimChar"/>
+              </w:rPr>
+              <w:t xml:space="preserve">status</w:t>
+            </w:r>
+            <w:r>
+              <w:t xml:space="preserve">,</w:t>
+            </w:r>
+            <w:r>
+              <w:t xml:space="preserve"> </w:t>
+            </w:r>
+            <w:r>
+              <w:rPr>
+                <w:rStyle w:val="VerbatimChar"/>
+              </w:rPr>
+              <w:t xml:space="preserve">totalTokens</w:t>
+            </w:r>
+            <w:r>
+              <w:t xml:space="preserve">,</w:t>
+            </w:r>
+            <w:r>
+              <w:t xml:space="preserve"> </w:t>
+            </w:r>
+            <w:r>
+              <w:rPr>
+                <w:rStyle w:val="VerbatimChar"/>
+              </w:rPr>
+              <w:t xml:space="preserve">usage</w:t>
+            </w:r>
+            <w:r>
+              <w:t xml:space="preserve">) and NO</w:t>
+            </w:r>
+            <w:r>
+              <w:t xml:space="preserve"> </w:t>
+            </w:r>
+            <w:r>
+              <w:rPr>
+                <w:rStyle w:val="VerbatimChar"/>
+              </w:rPr>
+              <w:t xml:space="preserve">description</w:t>
+            </w:r>
+            <w:r>
+              <w:t xml:space="preserve">; the item comes from the subagent's sidecar</w:t>
+            </w:r>
+            <w:r>
+              <w:t xml:space="preserve"> </w:t>
+            </w:r>
+            <w:r>
+              <w:rPr>
+                <w:rStyle w:val="VerbatimChar"/>
+              </w:rPr>
+              <w:t xml:space="preserve">agent-&lt;id&gt;.meta.json</w:t>
+            </w:r>
+            <w:r>
+              <w:t xml:space="preserve"> </w:t>
+            </w:r>
+            <w:r>
+              <w:t xml:space="preserve">(</w:t>
+            </w:r>
+            <w:r>
+              <w:rPr>
+                <w:rStyle w:val="VerbatimChar"/>
+              </w:rPr>
+              <w:t xml:space="preserve">description</w:t>
+            </w:r>
+            <w:r>
+              <w:t xml:space="preserve"> </w:t>
+            </w:r>
+            <w:r>
+              <w:t xml:space="preserve">carries</w:t>
+            </w:r>
+            <w:r>
+              <w:t xml:space="preserve"> </w:t>
+            </w:r>
+            <w:r>
+              <w:rPr>
+                <w:rStyle w:val="VerbatimChar"/>
+              </w:rPr>
+              <w:t xml:space="preserve">item=ATM-9999</w:t>
+            </w:r>
+            <w:r>
+              <w:t xml:space="preserve">);</w:t>
+            </w:r>
+            <w:r>
+              <w:t xml:space="preserve"> </w:t>
+            </w:r>
+            <w:r>
+              <w:rPr>
+                <w:rStyle w:val="VerbatimChar"/>
+              </w:rPr>
+              <w:t xml:space="preserve">prompt</w:t>
+            </w:r>
+            <w:r>
+              <w:t xml:space="preserve">/</w:t>
+            </w:r>
+            <w:r>
+              <w:rPr>
+                <w:rStyle w:val="VerbatimChar"/>
+              </w:rPr>
+              <w:t xml:space="preserve">content</w:t>
+            </w:r>
+            <w:r>
+              <w:t xml:space="preserve"> </w:t>
+            </w:r>
+            <w:r>
+              <w:t xml:space="preserve">carry decoy tags (</w:t>
+            </w:r>
+            <w:r>
+              <w:rPr>
+                <w:rStyle w:val="VerbatimChar"/>
+              </w:rPr>
+              <w:t xml:space="preserve">ATM-1111</w:t>
+            </w:r>
+            <w:r>
+              <w:t xml:space="preserve">,</w:t>
+            </w:r>
+            <w:r>
+              <w:t xml:space="preserve"> </w:t>
+            </w:r>
+            <w:r>
+              <w:rPr>
+                <w:rStyle w:val="VerbatimChar"/>
+              </w:rPr>
+              <w:t xml:space="preserve">ATM-2222</w:t>
+            </w:r>
+            <w:r>
+              <w:t xml:space="preserve">) that must never be read; the subagent records carry their OWN</w:t>
+            </w:r>
+            <w:r>
+              <w:t xml:space="preserve"> </w:t>
+            </w:r>
+            <w:r>
+              <w:rPr>
+                <w:rStyle w:val="VerbatimChar"/>
+              </w:rPr>
+              <w:t xml:space="preserve">sessionId</w:t>
+            </w:r>
+            <w:r>
+              <w:t xml:space="preserve"> </w:t>
+            </w:r>
+            <w:r>
+              <w:t xml:space="preserve">(</w:t>
+            </w:r>
+            <w:r>
+              <w:rPr>
+                <w:rStyle w:val="VerbatimChar"/>
+              </w:rPr>
+              <w:t xml:space="preserve">fixture-fg-subagent-own-session</w:t>
+            </w:r>
+            <w:r>
+              <w:t xml:space="preserve">, different from the parent's)</w:t>
+            </w:r>
+          </w:p>
+        </w:tc>
+        <w:tc>
+          <w:tcPr/>
+          <w:p>
+            <w:pPr>
+              <w:pStyle w:val="Compact"/>
+            </w:pPr>
+            <w:r>
+              <w:t xml:space="preserve">derived from the structure of this host's live subagent transcripts (their sidecars carry</w:t>
+            </w:r>
+            <w:r>
+              <w:t xml:space="preserve"> </w:t>
+            </w:r>
+            <w:r>
+              <w:rPr>
+                <w:rStyle w:val="VerbatimChar"/>
+              </w:rPr>
+              <w:t xml:space="preserve">agentType</w:t>
+            </w:r>
+            <w:r>
+              <w:t xml:space="preserve">,</w:t>
+            </w:r>
+            <w:r>
+              <w:t xml:space="preserve"> </w:t>
+            </w:r>
+            <w:r>
+              <w:rPr>
+                <w:rStyle w:val="VerbatimChar"/>
+              </w:rPr>
+              <w:t xml:space="preserve">description</w:t>
+            </w:r>
+            <w:r>
+              <w:t xml:space="preserve">,</w:t>
+            </w:r>
+            <w:r>
+              <w:t xml:space="preserve"> </w:t>
+            </w:r>
+            <w:r>
+              <w:rPr>
+                <w:rStyle w:val="VerbatimChar"/>
+              </w:rPr>
+              <w:t xml:space="preserve">toolUseId</w:t>
+            </w:r>
+            <w:r>
+              <w:t xml:space="preserve">,</w:t>
+            </w:r>
+            <w:r>
+              <w:t xml:space="preserve"> </w:t>
+            </w:r>
+            <w:r>
+              <w:rPr>
+                <w:rStyle w:val="VerbatimChar"/>
+              </w:rPr>
+              <w:t xml:space="preserve">requestShape</w:t>
+            </w:r>
+            <w:r>
+              <w:t xml:space="preserve">,</w:t>
+            </w:r>
+            <w:r>
+              <w:t xml:space="preserve"> </w:t>
+            </w:r>
+            <w:r>
+              <w:rPr>
+                <w:rStyle w:val="VerbatimChar"/>
+              </w:rPr>
+              <w:t xml:space="preserve">model</w:t>
+            </w:r>
+            <w:r>
+              <w:t xml:space="preserve">); every id and text is synthetic</w:t>
             </w:r>
           </w:p>
         </w:tc>
